--- a/Sindhi Muslim/Earth Day/Earth Day 4-2-2025.docx
+++ b/Sindhi Muslim/Earth Day/Earth Day 4-2-2025.docx
@@ -295,7 +295,705 @@
           </w:p>
         </w:tc>
       </w:tr>
+      <w:tr>
+        <w:tblPrEx>
+          <w:tblBorders>
+            <w:top w:val="single" w:sz="4" w:space="0" w:color="auto"/>
+            <w:left w:val="single" w:sz="4" w:space="0" w:color="auto"/>
+            <w:bottom w:val="single" w:sz="4" w:space="0" w:color="auto"/>
+            <w:right w:val="single" w:sz="4" w:space="0" w:color="auto"/>
+            <w:insideH w:val="single" w:sz="4" w:space="0" w:color="auto"/>
+            <w:insideV w:val="single" w:sz="4" w:space="0" w:color="auto"/>
+          </w:tblBorders>
+        </w:tblPrEx>
+        <w:trPr>
+          <w:trHeight w:val="432"/>
+        </w:trPr>
+        <w:tc>
+          <w:tcPr>
+            <w:tcW w:w="3780" w:type="dxa"/>
+            <w:tcBorders>
+              <w:top w:val="nil"/>
+              <w:left w:val="nil"/>
+              <w:bottom w:val="nil"/>
+              <w:right w:val="nil"/>
+            </w:tcBorders>
+          </w:tcPr>
+          <w:p>
+            <w:pPr>
+              <w:rPr>
+                <w:rFonts w:asciiTheme="majorBidi" w:hAnsiTheme="majorBidi" w:cstheme="majorBidi"/>
+                <w:sz w:val="28"/>
+                <w:szCs w:val="28"/>
+              </w:rPr>
+            </w:pPr>
+            <w:r>
+              <w:rPr>
+                <w:rFonts w:asciiTheme="majorBidi" w:hAnsiTheme="majorBidi" w:cstheme="majorBidi"/>
+                <w:sz w:val="28"/>
+                <w:szCs w:val="28"/>
+              </w:rPr>
+              <w:t>Venue: School Premises</w:t>
+            </w:r>
+          </w:p>
+        </w:tc>
+        <w:tc>
+          <w:tcPr>
+            <w:tcW w:w="3420" w:type="dxa"/>
+            <w:tcBorders>
+              <w:top w:val="nil"/>
+              <w:left w:val="nil"/>
+              <w:bottom w:val="nil"/>
+              <w:right w:val="nil"/>
+            </w:tcBorders>
+          </w:tcPr>
+          <w:p>
+            <w:pPr>
+              <w:rPr>
+                <w:rFonts w:asciiTheme="majorBidi" w:hAnsiTheme="majorBidi" w:cstheme="majorBidi"/>
+                <w:sz w:val="28"/>
+                <w:szCs w:val="28"/>
+              </w:rPr>
+            </w:pPr>
+          </w:p>
+        </w:tc>
+        <w:tc>
+          <w:tcPr>
+            <w:tcW w:w="3780" w:type="dxa"/>
+            <w:tcBorders>
+              <w:top w:val="nil"/>
+              <w:left w:val="nil"/>
+              <w:bottom w:val="nil"/>
+              <w:right w:val="nil"/>
+            </w:tcBorders>
+          </w:tcPr>
+          <w:p>
+            <w:pPr>
+              <w:jc w:val="right"/>
+              <w:rPr>
+                <w:rFonts w:asciiTheme="majorBidi" w:hAnsiTheme="majorBidi" w:cstheme="majorBidi"/>
+                <w:sz w:val="28"/>
+                <w:szCs w:val="28"/>
+              </w:rPr>
+            </w:pPr>
+          </w:p>
+        </w:tc>
+      </w:tr>
     </w:tbl>
+    <w:p>
+      <w:pPr>
+        <w:rPr>
+          <w:sz w:val="28"/>
+          <w:szCs w:val="28"/>
+        </w:rPr>
+      </w:pPr>
+    </w:p>
+    <w:p>
+      <w:pPr>
+        <w:spacing w:after="0"/>
+        <w:rPr>
+          <w:b/>
+          <w:bCs/>
+          <w:sz w:val="28"/>
+          <w:szCs w:val="28"/>
+        </w:rPr>
+      </w:pPr>
+      <w:r>
+        <w:rPr>
+          <w:b/>
+          <w:bCs/>
+          <w:sz w:val="28"/>
+          <w:szCs w:val="28"/>
+        </w:rPr>
+        <w:t>1. Introduction</w:t>
+      </w:r>
+    </w:p>
+    <w:p>
+      <w:pPr>
+        <w:rPr>
+          <w:sz w:val="24"/>
+          <w:szCs w:val="24"/>
+        </w:rPr>
+      </w:pPr>
+      <w:r>
+        <w:rPr>
+          <w:sz w:val="24"/>
+          <w:szCs w:val="24"/>
+        </w:rPr>
+        <w:t xml:space="preserve">Govt. High School celebrated </w:t>
+      </w:r>
+      <w:r>
+        <w:rPr>
+          <w:b/>
+          <w:bCs/>
+          <w:sz w:val="24"/>
+          <w:szCs w:val="24"/>
+        </w:rPr>
+        <w:t>Earth Day</w:t>
+      </w:r>
+      <w:r>
+        <w:rPr>
+          <w:sz w:val="24"/>
+          <w:szCs w:val="24"/>
+        </w:rPr>
+        <w:t xml:space="preserve"> on 22nd April 2025 with the aim of promoting environmental awareness, sustainability, and responsibility among students. The event encouraged students to recognize their role in protecting the environment and motivated them to adopt eco-friendly practices in daily life.</w:t>
+      </w:r>
+    </w:p>
+    <w:p>
+      <w:r>
+        <w:pict w14:anchorId="1C9205C7">
+          <v:rect id="_x0000_i1049" style="width:0;height:1.5pt" o:hralign="center" o:hrstd="t" o:hr="t" fillcolor="#a0a0a0" stroked="f"/>
+        </w:pict>
+      </w:r>
+    </w:p>
+    <w:p>
+      <w:pPr>
+        <w:spacing w:after="0"/>
+        <w:rPr>
+          <w:b/>
+          <w:bCs/>
+          <w:sz w:val="28"/>
+          <w:szCs w:val="28"/>
+        </w:rPr>
+      </w:pPr>
+      <w:r>
+        <w:rPr>
+          <w:b/>
+          <w:bCs/>
+          <w:sz w:val="28"/>
+          <w:szCs w:val="28"/>
+        </w:rPr>
+        <w:t>2. Objectives</w:t>
+      </w:r>
+    </w:p>
+    <w:p>
+      <w:pPr>
+        <w:pStyle w:val="ListParagraph"/>
+        <w:numPr>
+          <w:ilvl w:val="0"/>
+          <w:numId w:val="5"/>
+        </w:numPr>
+      </w:pPr>
+      <w:r>
+        <w:t>To raise awareness about environmental conservation and climate action.</w:t>
+      </w:r>
+    </w:p>
+    <w:p>
+      <w:pPr>
+        <w:pStyle w:val="ListParagraph"/>
+        <w:numPr>
+          <w:ilvl w:val="0"/>
+          <w:numId w:val="5"/>
+        </w:numPr>
+      </w:pPr>
+      <w:r>
+        <w:t>To educate students about the importance of protecting natural resources.</w:t>
+      </w:r>
+    </w:p>
+    <w:p>
+      <w:pPr>
+        <w:pStyle w:val="ListParagraph"/>
+        <w:numPr>
+          <w:ilvl w:val="0"/>
+          <w:numId w:val="5"/>
+        </w:numPr>
+      </w:pPr>
+      <w:r>
+        <w:t>To engage students in meaningful, hands-on activities focused on sustainability.</w:t>
+      </w:r>
+    </w:p>
+    <w:p>
+      <w:pPr>
+        <w:pStyle w:val="ListParagraph"/>
+        <w:numPr>
+          <w:ilvl w:val="0"/>
+          <w:numId w:val="5"/>
+        </w:numPr>
+      </w:pPr>
+      <w:r>
+        <w:t>To promote the value of trees, recycling, and waste reduction.</w:t>
+      </w:r>
+    </w:p>
+    <w:p>
+      <w:r>
+        <w:pict w14:anchorId="28F45918">
+          <v:rect id="_x0000_i1050" style="width:0;height:1.5pt" o:hralign="center" o:hrstd="t" o:hr="t" fillcolor="#a0a0a0" stroked="f"/>
+        </w:pict>
+      </w:r>
+    </w:p>
+    <w:p>
+      <w:pPr>
+        <w:rPr>
+          <w:b/>
+          <w:bCs/>
+          <w:sz w:val="28"/>
+          <w:szCs w:val="28"/>
+        </w:rPr>
+      </w:pPr>
+      <w:r>
+        <w:rPr>
+          <w:b/>
+          <w:bCs/>
+          <w:sz w:val="28"/>
+          <w:szCs w:val="28"/>
+        </w:rPr>
+        <w:t>3. Activities Conducted</w:t>
+      </w:r>
+    </w:p>
+    <w:tbl>
+      <w:tblPr>
+        <w:tblW w:w="10890" w:type="dxa"/>
+        <w:tblCellSpacing w:w="15" w:type="dxa"/>
+        <w:tblBorders>
+          <w:top w:val="single" w:sz="4" w:space="0" w:color="auto"/>
+          <w:left w:val="single" w:sz="4" w:space="0" w:color="auto"/>
+          <w:bottom w:val="single" w:sz="4" w:space="0" w:color="auto"/>
+          <w:right w:val="single" w:sz="4" w:space="0" w:color="auto"/>
+          <w:insideH w:val="single" w:sz="4" w:space="0" w:color="auto"/>
+          <w:insideV w:val="single" w:sz="4" w:space="0" w:color="auto"/>
+        </w:tblBorders>
+        <w:tblCellMar>
+          <w:top w:w="15" w:type="dxa"/>
+          <w:left w:w="15" w:type="dxa"/>
+          <w:bottom w:w="15" w:type="dxa"/>
+          <w:right w:w="15" w:type="dxa"/>
+        </w:tblCellMar>
+        <w:tblLook w:val="04A0" w:firstRow="1" w:lastRow="0" w:firstColumn="1" w:lastColumn="0" w:noHBand="0" w:noVBand="1"/>
+      </w:tblPr>
+      <w:tblGrid>
+        <w:gridCol w:w="2545"/>
+        <w:gridCol w:w="8345"/>
+      </w:tblGrid>
+      <w:tr>
+        <w:trPr>
+          <w:tblHeader/>
+          <w:tblCellSpacing w:w="15" w:type="dxa"/>
+        </w:trPr>
+        <w:tc>
+          <w:tcPr>
+            <w:tcW w:w="0" w:type="auto"/>
+            <w:vAlign w:val="center"/>
+            <w:hideMark/>
+          </w:tcPr>
+          <w:p>
+            <w:pPr>
+              <w:rPr>
+                <w:b/>
+                <w:bCs/>
+                <w:sz w:val="24"/>
+                <w:szCs w:val="24"/>
+              </w:rPr>
+            </w:pPr>
+            <w:r>
+              <w:rPr>
+                <w:b/>
+                <w:bCs/>
+                <w:sz w:val="24"/>
+                <w:szCs w:val="24"/>
+              </w:rPr>
+              <w:t>Activity</w:t>
+            </w:r>
+          </w:p>
+        </w:tc>
+        <w:tc>
+          <w:tcPr>
+            <w:tcW w:w="8300" w:type="dxa"/>
+            <w:vAlign w:val="center"/>
+            <w:hideMark/>
+          </w:tcPr>
+          <w:p>
+            <w:pPr>
+              <w:rPr>
+                <w:b/>
+                <w:bCs/>
+                <w:sz w:val="24"/>
+                <w:szCs w:val="24"/>
+              </w:rPr>
+            </w:pPr>
+            <w:r>
+              <w:rPr>
+                <w:b/>
+                <w:bCs/>
+                <w:sz w:val="24"/>
+                <w:szCs w:val="24"/>
+              </w:rPr>
+              <w:t>Description</w:t>
+            </w:r>
+          </w:p>
+        </w:tc>
+      </w:tr>
+      <w:tr>
+        <w:trPr>
+          <w:tblCellSpacing w:w="15" w:type="dxa"/>
+        </w:trPr>
+        <w:tc>
+          <w:tcPr>
+            <w:tcW w:w="0" w:type="auto"/>
+            <w:vAlign w:val="center"/>
+            <w:hideMark/>
+          </w:tcPr>
+          <w:p>
+            <w:pPr>
+              <w:rPr>
+                <w:sz w:val="24"/>
+                <w:szCs w:val="24"/>
+              </w:rPr>
+            </w:pPr>
+            <w:r>
+              <w:rPr>
+                <w:sz w:val="24"/>
+                <w:szCs w:val="24"/>
+              </w:rPr>
+              <w:t>Morning Assembly Talk</w:t>
+            </w:r>
+          </w:p>
+        </w:tc>
+        <w:tc>
+          <w:tcPr>
+            <w:tcW w:w="8300" w:type="dxa"/>
+            <w:vAlign w:val="center"/>
+            <w:hideMark/>
+          </w:tcPr>
+          <w:p>
+            <w:pPr>
+              <w:rPr>
+                <w:sz w:val="24"/>
+                <w:szCs w:val="24"/>
+              </w:rPr>
+            </w:pPr>
+            <w:r>
+              <w:rPr>
+                <w:sz w:val="24"/>
+                <w:szCs w:val="24"/>
+              </w:rPr>
+              <w:t>A special speech highlighting the significance of Earth Day and eco-responsibility.</w:t>
+            </w:r>
+          </w:p>
+        </w:tc>
+      </w:tr>
+      <w:tr>
+        <w:trPr>
+          <w:tblCellSpacing w:w="15" w:type="dxa"/>
+        </w:trPr>
+        <w:tc>
+          <w:tcPr>
+            <w:tcW w:w="0" w:type="auto"/>
+            <w:vAlign w:val="center"/>
+            <w:hideMark/>
+          </w:tcPr>
+          <w:p>
+            <w:pPr>
+              <w:rPr>
+                <w:sz w:val="24"/>
+                <w:szCs w:val="24"/>
+              </w:rPr>
+            </w:pPr>
+            <w:r>
+              <w:rPr>
+                <w:sz w:val="24"/>
+                <w:szCs w:val="24"/>
+              </w:rPr>
+              <w:t>Poster-Making Competition</w:t>
+            </w:r>
+          </w:p>
+        </w:tc>
+        <w:tc>
+          <w:tcPr>
+            <w:tcW w:w="8300" w:type="dxa"/>
+            <w:vAlign w:val="center"/>
+            <w:hideMark/>
+          </w:tcPr>
+          <w:p>
+            <w:pPr>
+              <w:rPr>
+                <w:sz w:val="24"/>
+                <w:szCs w:val="24"/>
+              </w:rPr>
+            </w:pPr>
+            <w:r>
+              <w:rPr>
+                <w:sz w:val="24"/>
+                <w:szCs w:val="24"/>
+              </w:rPr>
+              <w:t>Students created colorful posters with slogans and messages about saving Earth.</w:t>
+            </w:r>
+          </w:p>
+        </w:tc>
+      </w:tr>
+      <w:tr>
+        <w:trPr>
+          <w:tblCellSpacing w:w="15" w:type="dxa"/>
+        </w:trPr>
+        <w:tc>
+          <w:tcPr>
+            <w:tcW w:w="0" w:type="auto"/>
+            <w:vAlign w:val="center"/>
+            <w:hideMark/>
+          </w:tcPr>
+          <w:p>
+            <w:pPr>
+              <w:rPr>
+                <w:sz w:val="24"/>
+                <w:szCs w:val="24"/>
+              </w:rPr>
+            </w:pPr>
+            <w:r>
+              <w:rPr>
+                <w:sz w:val="24"/>
+                <w:szCs w:val="24"/>
+              </w:rPr>
+              <w:t>Plantation Drive</w:t>
+            </w:r>
+          </w:p>
+        </w:tc>
+        <w:tc>
+          <w:tcPr>
+            <w:tcW w:w="8300" w:type="dxa"/>
+            <w:vAlign w:val="center"/>
+            <w:hideMark/>
+          </w:tcPr>
+          <w:p>
+            <w:pPr>
+              <w:rPr>
+                <w:sz w:val="24"/>
+                <w:szCs w:val="24"/>
+              </w:rPr>
+            </w:pPr>
+            <w:r>
+              <w:rPr>
+                <w:sz w:val="24"/>
+                <w:szCs w:val="24"/>
+              </w:rPr>
+              <w:t>Tree saplings were planted by students and teachers within the school grounds.</w:t>
+            </w:r>
+          </w:p>
+        </w:tc>
+      </w:tr>
+      <w:tr>
+        <w:trPr>
+          <w:tblCellSpacing w:w="15" w:type="dxa"/>
+        </w:trPr>
+        <w:tc>
+          <w:tcPr>
+            <w:tcW w:w="0" w:type="auto"/>
+            <w:vAlign w:val="center"/>
+            <w:hideMark/>
+          </w:tcPr>
+          <w:p>
+            <w:pPr>
+              <w:rPr>
+                <w:sz w:val="24"/>
+                <w:szCs w:val="24"/>
+              </w:rPr>
+            </w:pPr>
+            <w:r>
+              <w:rPr>
+                <w:sz w:val="24"/>
+                <w:szCs w:val="24"/>
+              </w:rPr>
+              <w:t>Cleanliness Campaign</w:t>
+            </w:r>
+          </w:p>
+        </w:tc>
+        <w:tc>
+          <w:tcPr>
+            <w:tcW w:w="8300" w:type="dxa"/>
+            <w:vAlign w:val="center"/>
+            <w:hideMark/>
+          </w:tcPr>
+          <w:p>
+            <w:pPr>
+              <w:rPr>
+                <w:sz w:val="24"/>
+                <w:szCs w:val="24"/>
+              </w:rPr>
+            </w:pPr>
+            <w:r>
+              <w:rPr>
+                <w:sz w:val="24"/>
+                <w:szCs w:val="24"/>
+              </w:rPr>
+              <w:t>Class-wise cleaning activities were conducted to promote cleanliness and hygiene.</w:t>
+            </w:r>
+          </w:p>
+        </w:tc>
+      </w:tr>
+      <w:tr>
+        <w:trPr>
+          <w:tblCellSpacing w:w="15" w:type="dxa"/>
+        </w:trPr>
+        <w:tc>
+          <w:tcPr>
+            <w:tcW w:w="0" w:type="auto"/>
+            <w:vAlign w:val="center"/>
+            <w:hideMark/>
+          </w:tcPr>
+          <w:p>
+            <w:pPr>
+              <w:rPr>
+                <w:sz w:val="24"/>
+                <w:szCs w:val="24"/>
+              </w:rPr>
+            </w:pPr>
+            <w:r>
+              <w:rPr>
+                <w:sz w:val="24"/>
+                <w:szCs w:val="24"/>
+              </w:rPr>
+              <w:t>Pledge Ceremony</w:t>
+            </w:r>
+          </w:p>
+        </w:tc>
+        <w:tc>
+          <w:tcPr>
+            <w:tcW w:w="8300" w:type="dxa"/>
+            <w:vAlign w:val="center"/>
+            <w:hideMark/>
+          </w:tcPr>
+          <w:p>
+            <w:pPr>
+              <w:rPr>
+                <w:sz w:val="24"/>
+                <w:szCs w:val="24"/>
+              </w:rPr>
+            </w:pPr>
+            <w:r>
+              <w:rPr>
+                <w:sz w:val="24"/>
+                <w:szCs w:val="24"/>
+              </w:rPr>
+              <w:t>All students took an "Eco Pledge" to reduce plastic use and conserve energy.</w:t>
+            </w:r>
+          </w:p>
+        </w:tc>
+      </w:tr>
+    </w:tbl>
+    <w:p>
+      <w:r>
+        <w:pict w14:anchorId="410AB13B">
+          <v:rect id="_x0000_i1051" style="width:0;height:1.5pt" o:hralign="center" o:hrstd="t" o:hr="t" fillcolor="#a0a0a0" stroked="f"/>
+        </w:pict>
+      </w:r>
+    </w:p>
+    <w:p>
+      <w:pPr>
+        <w:spacing w:after="0"/>
+        <w:rPr>
+          <w:b/>
+          <w:bCs/>
+          <w:sz w:val="28"/>
+          <w:szCs w:val="28"/>
+        </w:rPr>
+      </w:pPr>
+      <w:r>
+        <w:rPr>
+          <w:b/>
+          <w:bCs/>
+          <w:sz w:val="28"/>
+          <w:szCs w:val="28"/>
+        </w:rPr>
+        <w:t>4. Observations</w:t>
+      </w:r>
+    </w:p>
+    <w:p>
+      <w:pPr>
+        <w:pStyle w:val="ListParagraph"/>
+        <w:numPr>
+          <w:ilvl w:val="0"/>
+          <w:numId w:val="6"/>
+        </w:numPr>
+      </w:pPr>
+      <w:r>
+        <w:t>Students participated with great enthusiasm and creativity.</w:t>
+      </w:r>
+    </w:p>
+    <w:p>
+      <w:pPr>
+        <w:pStyle w:val="ListParagraph"/>
+        <w:numPr>
+          <w:ilvl w:val="0"/>
+          <w:numId w:val="6"/>
+        </w:numPr>
+      </w:pPr>
+      <w:r>
+        <w:t>The plantation activity generated excitement and a sense of ownership towards nature.</w:t>
+      </w:r>
+    </w:p>
+    <w:p>
+      <w:pPr>
+        <w:pStyle w:val="ListParagraph"/>
+        <w:numPr>
+          <w:ilvl w:val="0"/>
+          <w:numId w:val="6"/>
+        </w:numPr>
+      </w:pPr>
+      <w:r>
+        <w:t>Teachers appreciated the opportunity to integrate environmental education into practical activities.</w:t>
+      </w:r>
+    </w:p>
+    <w:p>
+      <w:pPr>
+        <w:pStyle w:val="ListParagraph"/>
+        <w:numPr>
+          <w:ilvl w:val="0"/>
+          <w:numId w:val="6"/>
+        </w:numPr>
+      </w:pPr>
+      <w:r>
+        <w:t>The cleanliness campaign boosted student responsibility toward their surroundings.</w:t>
+      </w:r>
+    </w:p>
+    <w:p>
+      <w:r>
+        <w:lastRenderedPageBreak/>
+        <w:pict w14:anchorId="523DF129">
+          <v:rect id="_x0000_i1052" style="width:0;height:1.5pt" o:hralign="center" o:hrstd="t" o:hr="t" fillcolor="#a0a0a0" stroked="f"/>
+        </w:pict>
+      </w:r>
+    </w:p>
+    <w:p>
+      <w:pPr>
+        <w:rPr>
+          <w:b/>
+          <w:bCs/>
+          <w:sz w:val="28"/>
+          <w:szCs w:val="28"/>
+        </w:rPr>
+      </w:pPr>
+      <w:r>
+        <w:rPr>
+          <w:b/>
+          <w:bCs/>
+          <w:sz w:val="28"/>
+          <w:szCs w:val="28"/>
+        </w:rPr>
+        <w:t>5. Conclusion</w:t>
+      </w:r>
+    </w:p>
+    <w:p>
+      <w:pPr>
+        <w:rPr>
+          <w:sz w:val="24"/>
+          <w:szCs w:val="24"/>
+        </w:rPr>
+      </w:pPr>
+      <w:r>
+        <w:rPr>
+          <w:sz w:val="24"/>
+          <w:szCs w:val="24"/>
+        </w:rPr>
+        <w:t>The Earth Day celebration was a meaningful and impactful event that succeeded in fostering environmental consciousness among students. The school aims to continue such initiatives regularly to instill lifelong habits of sustainability and respect for the planet.</w:t>
+      </w:r>
+    </w:p>
+    <w:p/>
+    <w:p>
+      <w:pPr>
+        <w:rPr>
+          <w:sz w:val="28"/>
+          <w:szCs w:val="28"/>
+        </w:rPr>
+      </w:pPr>
+    </w:p>
     <w:p>
       <w:pPr>
         <w:rPr>
@@ -705,6 +1403,155 @@
 <file path=word/numbering.xml><?xml version="1.0" encoding="utf-8"?>
 <w:numbering xmlns:wpc="http://schemas.microsoft.com/office/word/2010/wordprocessingCanvas" xmlns:cx="http://schemas.microsoft.com/office/drawing/2014/chartex" xmlns:cx1="http://schemas.microsoft.com/office/drawing/2015/9/8/chartex" xmlns:cx2="http://schemas.microsoft.com/office/drawing/2015/10/21/chartex" xmlns:cx3="http://schemas.microsoft.com/office/drawing/2016/5/9/chartex" xmlns:cx4="http://schemas.microsoft.com/office/drawing/2016/5/10/chartex" xmlns:cx5="http://schemas.microsoft.com/office/drawing/2016/5/11/chartex" xmlns:cx6="http://schemas.microsoft.com/office/drawing/2016/5/12/chartex" xmlns:cx7="http://schemas.microsoft.com/office/drawing/2016/5/13/chartex" xmlns:cx8="http://schemas.microsoft.com/office/drawing/2016/5/14/chartex" xmlns:mc="http://schemas.openxmlformats.org/markup-compatibility/2006" xmlns:aink="http://schemas.microsoft.com/office/drawing/2016/ink" xmlns:am3d="http://schemas.microsoft.com/office/drawing/2017/model3d" xmlns:o="urn:schemas-microsoft-com:office:office" xmlns:oel="http://schemas.microsoft.com/office/2019/extlst" xmlns:r="http://schemas.openxmlformats.org/officeDocument/2006/relationships" xmlns:m="http://schemas.openxmlformats.org/officeDocument/2006/math" xmlns:v="urn:schemas-microsoft-com:vml" xmlns:wp14="http://schemas.microsoft.com/office/word/2010/wordprocessingDrawing" xmlns:wp="http://schemas.openxmlformats.org/drawingml/2006/wordprocessingDrawing" xmlns:w10="urn:schemas-microsoft-com:office:word" xmlns:w="http://schemas.openxmlformats.org/wordprocessingml/2006/main" xmlns:w14="http://schemas.microsoft.com/office/word/2010/wordml" xmlns:w15="http://schemas.microsoft.com/office/word/2012/wordml" xmlns:w16cex="http://schemas.microsoft.com/office/word/2018/wordml/cex" xmlns:w16cid="http://schemas.microsoft.com/office/word/2016/wordml/cid" xmlns:w16="http://schemas.microsoft.com/office/word/2018/wordml" xmlns:w16du="http://schemas.microsoft.com/office/word/2023/wordml/word16du" xmlns:w16sdtdh="http://schemas.microsoft.com/office/word/2020/wordml/sdtdatahash" xmlns:w16sdtfl="http://schemas.microsoft.com/office/word/2024/wordml/sdtformatlock" xmlns:w16se="http://schemas.microsoft.com/office/word/2015/wordml/symex" xmlns:wpg="http://schemas.microsoft.com/office/word/2010/wordprocessingGroup" xmlns:wpi="http://schemas.microsoft.com/office/word/2010/wordprocessingInk" xmlns:wne="http://schemas.microsoft.com/office/word/2006/wordml" xmlns:wps="http://schemas.microsoft.com/office/word/2010/wordprocessingShape" mc:Ignorable="w14 w15 w16se w16cid w16 w16cex w16sdtdh w16sdtfl w16du wp14">
   <w:abstractNum w:abstractNumId="0" w15:restartNumberingAfterBreak="0">
+    <w:nsid w:val="0525797A"/>
+    <w:multiLevelType w:val="multilevel"/>
+    <w:tmpl w:val="22B86F24"/>
+    <w:lvl w:ilvl="0">
+      <w:start w:val="1"/>
+      <w:numFmt w:val="bullet"/>
+      <w:lvlText w:val=""/>
+      <w:lvlJc w:val="left"/>
+      <w:pPr>
+        <w:tabs>
+          <w:tab w:val="num" w:pos="720"/>
+        </w:tabs>
+        <w:ind w:left="720" w:hanging="360"/>
+      </w:pPr>
+      <w:rPr>
+        <w:rFonts w:ascii="Symbol" w:hAnsi="Symbol" w:hint="default"/>
+        <w:sz w:val="20"/>
+      </w:rPr>
+    </w:lvl>
+    <w:lvl w:ilvl="1" w:tentative="1">
+      <w:start w:val="1"/>
+      <w:numFmt w:val="bullet"/>
+      <w:lvlText w:val="o"/>
+      <w:lvlJc w:val="left"/>
+      <w:pPr>
+        <w:tabs>
+          <w:tab w:val="num" w:pos="1440"/>
+        </w:tabs>
+        <w:ind w:left="1440" w:hanging="360"/>
+      </w:pPr>
+      <w:rPr>
+        <w:rFonts w:ascii="Courier New" w:hAnsi="Courier New" w:hint="default"/>
+        <w:sz w:val="20"/>
+      </w:rPr>
+    </w:lvl>
+    <w:lvl w:ilvl="2" w:tentative="1">
+      <w:start w:val="1"/>
+      <w:numFmt w:val="bullet"/>
+      <w:lvlText w:val=""/>
+      <w:lvlJc w:val="left"/>
+      <w:pPr>
+        <w:tabs>
+          <w:tab w:val="num" w:pos="2160"/>
+        </w:tabs>
+        <w:ind w:left="2160" w:hanging="360"/>
+      </w:pPr>
+      <w:rPr>
+        <w:rFonts w:ascii="Wingdings" w:hAnsi="Wingdings" w:hint="default"/>
+        <w:sz w:val="20"/>
+      </w:rPr>
+    </w:lvl>
+    <w:lvl w:ilvl="3" w:tentative="1">
+      <w:start w:val="1"/>
+      <w:numFmt w:val="bullet"/>
+      <w:lvlText w:val=""/>
+      <w:lvlJc w:val="left"/>
+      <w:pPr>
+        <w:tabs>
+          <w:tab w:val="num" w:pos="2880"/>
+        </w:tabs>
+        <w:ind w:left="2880" w:hanging="360"/>
+      </w:pPr>
+      <w:rPr>
+        <w:rFonts w:ascii="Wingdings" w:hAnsi="Wingdings" w:hint="default"/>
+        <w:sz w:val="20"/>
+      </w:rPr>
+    </w:lvl>
+    <w:lvl w:ilvl="4" w:tentative="1">
+      <w:start w:val="1"/>
+      <w:numFmt w:val="bullet"/>
+      <w:lvlText w:val=""/>
+      <w:lvlJc w:val="left"/>
+      <w:pPr>
+        <w:tabs>
+          <w:tab w:val="num" w:pos="3600"/>
+        </w:tabs>
+        <w:ind w:left="3600" w:hanging="360"/>
+      </w:pPr>
+      <w:rPr>
+        <w:rFonts w:ascii="Wingdings" w:hAnsi="Wingdings" w:hint="default"/>
+        <w:sz w:val="20"/>
+      </w:rPr>
+    </w:lvl>
+    <w:lvl w:ilvl="5" w:tentative="1">
+      <w:start w:val="1"/>
+      <w:numFmt w:val="bullet"/>
+      <w:lvlText w:val=""/>
+      <w:lvlJc w:val="left"/>
+      <w:pPr>
+        <w:tabs>
+          <w:tab w:val="num" w:pos="4320"/>
+        </w:tabs>
+        <w:ind w:left="4320" w:hanging="360"/>
+      </w:pPr>
+      <w:rPr>
+        <w:rFonts w:ascii="Wingdings" w:hAnsi="Wingdings" w:hint="default"/>
+        <w:sz w:val="20"/>
+      </w:rPr>
+    </w:lvl>
+    <w:lvl w:ilvl="6" w:tentative="1">
+      <w:start w:val="1"/>
+      <w:numFmt w:val="bullet"/>
+      <w:lvlText w:val=""/>
+      <w:lvlJc w:val="left"/>
+      <w:pPr>
+        <w:tabs>
+          <w:tab w:val="num" w:pos="5040"/>
+        </w:tabs>
+        <w:ind w:left="5040" w:hanging="360"/>
+      </w:pPr>
+      <w:rPr>
+        <w:rFonts w:ascii="Wingdings" w:hAnsi="Wingdings" w:hint="default"/>
+        <w:sz w:val="20"/>
+      </w:rPr>
+    </w:lvl>
+    <w:lvl w:ilvl="7" w:tentative="1">
+      <w:start w:val="1"/>
+      <w:numFmt w:val="bullet"/>
+      <w:lvlText w:val=""/>
+      <w:lvlJc w:val="left"/>
+      <w:pPr>
+        <w:tabs>
+          <w:tab w:val="num" w:pos="5760"/>
+        </w:tabs>
+        <w:ind w:left="5760" w:hanging="360"/>
+      </w:pPr>
+      <w:rPr>
+        <w:rFonts w:ascii="Wingdings" w:hAnsi="Wingdings" w:hint="default"/>
+        <w:sz w:val="20"/>
+      </w:rPr>
+    </w:lvl>
+    <w:lvl w:ilvl="8" w:tentative="1">
+      <w:start w:val="1"/>
+      <w:numFmt w:val="bullet"/>
+      <w:lvlText w:val=""/>
+      <w:lvlJc w:val="left"/>
+      <w:pPr>
+        <w:tabs>
+          <w:tab w:val="num" w:pos="6480"/>
+        </w:tabs>
+        <w:ind w:left="6480" w:hanging="360"/>
+      </w:pPr>
+      <w:rPr>
+        <w:rFonts w:ascii="Wingdings" w:hAnsi="Wingdings" w:hint="default"/>
+        <w:sz w:val="20"/>
+      </w:rPr>
+    </w:lvl>
+  </w:abstractNum>
+  <w:abstractNum w:abstractNumId="1" w15:restartNumberingAfterBreak="0">
     <w:nsid w:val="2216707D"/>
     <w:multiLevelType w:val="hybridMultilevel"/>
     <w:tmpl w:val="7D104072"/>
@@ -817,7 +1664,382 @@
       </w:rPr>
     </w:lvl>
   </w:abstractNum>
-  <w:abstractNum w:abstractNumId="1" w15:restartNumberingAfterBreak="0">
+  <w:abstractNum w:abstractNumId="2" w15:restartNumberingAfterBreak="0">
+    <w:nsid w:val="5B657300"/>
+    <w:multiLevelType w:val="hybridMultilevel"/>
+    <w:tmpl w:val="0B32C5B4"/>
+    <w:lvl w:ilvl="0" w:tplc="04090001">
+      <w:start w:val="1"/>
+      <w:numFmt w:val="bullet"/>
+      <w:lvlText w:val=""/>
+      <w:lvlJc w:val="left"/>
+      <w:pPr>
+        <w:ind w:left="720" w:hanging="360"/>
+      </w:pPr>
+      <w:rPr>
+        <w:rFonts w:ascii="Symbol" w:hAnsi="Symbol" w:hint="default"/>
+      </w:rPr>
+    </w:lvl>
+    <w:lvl w:ilvl="1" w:tplc="04090003" w:tentative="1">
+      <w:start w:val="1"/>
+      <w:numFmt w:val="bullet"/>
+      <w:lvlText w:val="o"/>
+      <w:lvlJc w:val="left"/>
+      <w:pPr>
+        <w:ind w:left="1440" w:hanging="360"/>
+      </w:pPr>
+      <w:rPr>
+        <w:rFonts w:ascii="Courier New" w:hAnsi="Courier New" w:cs="Courier New" w:hint="default"/>
+      </w:rPr>
+    </w:lvl>
+    <w:lvl w:ilvl="2" w:tplc="04090005" w:tentative="1">
+      <w:start w:val="1"/>
+      <w:numFmt w:val="bullet"/>
+      <w:lvlText w:val=""/>
+      <w:lvlJc w:val="left"/>
+      <w:pPr>
+        <w:ind w:left="2160" w:hanging="360"/>
+      </w:pPr>
+      <w:rPr>
+        <w:rFonts w:ascii="Wingdings" w:hAnsi="Wingdings" w:hint="default"/>
+      </w:rPr>
+    </w:lvl>
+    <w:lvl w:ilvl="3" w:tplc="04090001" w:tentative="1">
+      <w:start w:val="1"/>
+      <w:numFmt w:val="bullet"/>
+      <w:lvlText w:val=""/>
+      <w:lvlJc w:val="left"/>
+      <w:pPr>
+        <w:ind w:left="2880" w:hanging="360"/>
+      </w:pPr>
+      <w:rPr>
+        <w:rFonts w:ascii="Symbol" w:hAnsi="Symbol" w:hint="default"/>
+      </w:rPr>
+    </w:lvl>
+    <w:lvl w:ilvl="4" w:tplc="04090003" w:tentative="1">
+      <w:start w:val="1"/>
+      <w:numFmt w:val="bullet"/>
+      <w:lvlText w:val="o"/>
+      <w:lvlJc w:val="left"/>
+      <w:pPr>
+        <w:ind w:left="3600" w:hanging="360"/>
+      </w:pPr>
+      <w:rPr>
+        <w:rFonts w:ascii="Courier New" w:hAnsi="Courier New" w:cs="Courier New" w:hint="default"/>
+      </w:rPr>
+    </w:lvl>
+    <w:lvl w:ilvl="5" w:tplc="04090005" w:tentative="1">
+      <w:start w:val="1"/>
+      <w:numFmt w:val="bullet"/>
+      <w:lvlText w:val=""/>
+      <w:lvlJc w:val="left"/>
+      <w:pPr>
+        <w:ind w:left="4320" w:hanging="360"/>
+      </w:pPr>
+      <w:rPr>
+        <w:rFonts w:ascii="Wingdings" w:hAnsi="Wingdings" w:hint="default"/>
+      </w:rPr>
+    </w:lvl>
+    <w:lvl w:ilvl="6" w:tplc="04090001" w:tentative="1">
+      <w:start w:val="1"/>
+      <w:numFmt w:val="bullet"/>
+      <w:lvlText w:val=""/>
+      <w:lvlJc w:val="left"/>
+      <w:pPr>
+        <w:ind w:left="5040" w:hanging="360"/>
+      </w:pPr>
+      <w:rPr>
+        <w:rFonts w:ascii="Symbol" w:hAnsi="Symbol" w:hint="default"/>
+      </w:rPr>
+    </w:lvl>
+    <w:lvl w:ilvl="7" w:tplc="04090003" w:tentative="1">
+      <w:start w:val="1"/>
+      <w:numFmt w:val="bullet"/>
+      <w:lvlText w:val="o"/>
+      <w:lvlJc w:val="left"/>
+      <w:pPr>
+        <w:ind w:left="5760" w:hanging="360"/>
+      </w:pPr>
+      <w:rPr>
+        <w:rFonts w:ascii="Courier New" w:hAnsi="Courier New" w:cs="Courier New" w:hint="default"/>
+      </w:rPr>
+    </w:lvl>
+    <w:lvl w:ilvl="8" w:tplc="04090005" w:tentative="1">
+      <w:start w:val="1"/>
+      <w:numFmt w:val="bullet"/>
+      <w:lvlText w:val=""/>
+      <w:lvlJc w:val="left"/>
+      <w:pPr>
+        <w:ind w:left="6480" w:hanging="360"/>
+      </w:pPr>
+      <w:rPr>
+        <w:rFonts w:ascii="Wingdings" w:hAnsi="Wingdings" w:hint="default"/>
+      </w:rPr>
+    </w:lvl>
+  </w:abstractNum>
+  <w:abstractNum w:abstractNumId="3" w15:restartNumberingAfterBreak="0">
+    <w:nsid w:val="5B8F4FA2"/>
+    <w:multiLevelType w:val="hybridMultilevel"/>
+    <w:tmpl w:val="8518843C"/>
+    <w:lvl w:ilvl="0" w:tplc="04090001">
+      <w:start w:val="1"/>
+      <w:numFmt w:val="bullet"/>
+      <w:lvlText w:val=""/>
+      <w:lvlJc w:val="left"/>
+      <w:pPr>
+        <w:ind w:left="720" w:hanging="360"/>
+      </w:pPr>
+      <w:rPr>
+        <w:rFonts w:ascii="Symbol" w:hAnsi="Symbol" w:hint="default"/>
+      </w:rPr>
+    </w:lvl>
+    <w:lvl w:ilvl="1" w:tplc="04090003" w:tentative="1">
+      <w:start w:val="1"/>
+      <w:numFmt w:val="bullet"/>
+      <w:lvlText w:val="o"/>
+      <w:lvlJc w:val="left"/>
+      <w:pPr>
+        <w:ind w:left="1440" w:hanging="360"/>
+      </w:pPr>
+      <w:rPr>
+        <w:rFonts w:ascii="Courier New" w:hAnsi="Courier New" w:cs="Courier New" w:hint="default"/>
+      </w:rPr>
+    </w:lvl>
+    <w:lvl w:ilvl="2" w:tplc="04090005" w:tentative="1">
+      <w:start w:val="1"/>
+      <w:numFmt w:val="bullet"/>
+      <w:lvlText w:val=""/>
+      <w:lvlJc w:val="left"/>
+      <w:pPr>
+        <w:ind w:left="2160" w:hanging="360"/>
+      </w:pPr>
+      <w:rPr>
+        <w:rFonts w:ascii="Wingdings" w:hAnsi="Wingdings" w:hint="default"/>
+      </w:rPr>
+    </w:lvl>
+    <w:lvl w:ilvl="3" w:tplc="04090001" w:tentative="1">
+      <w:start w:val="1"/>
+      <w:numFmt w:val="bullet"/>
+      <w:lvlText w:val=""/>
+      <w:lvlJc w:val="left"/>
+      <w:pPr>
+        <w:ind w:left="2880" w:hanging="360"/>
+      </w:pPr>
+      <w:rPr>
+        <w:rFonts w:ascii="Symbol" w:hAnsi="Symbol" w:hint="default"/>
+      </w:rPr>
+    </w:lvl>
+    <w:lvl w:ilvl="4" w:tplc="04090003" w:tentative="1">
+      <w:start w:val="1"/>
+      <w:numFmt w:val="bullet"/>
+      <w:lvlText w:val="o"/>
+      <w:lvlJc w:val="left"/>
+      <w:pPr>
+        <w:ind w:left="3600" w:hanging="360"/>
+      </w:pPr>
+      <w:rPr>
+        <w:rFonts w:ascii="Courier New" w:hAnsi="Courier New" w:cs="Courier New" w:hint="default"/>
+      </w:rPr>
+    </w:lvl>
+    <w:lvl w:ilvl="5" w:tplc="04090005" w:tentative="1">
+      <w:start w:val="1"/>
+      <w:numFmt w:val="bullet"/>
+      <w:lvlText w:val=""/>
+      <w:lvlJc w:val="left"/>
+      <w:pPr>
+        <w:ind w:left="4320" w:hanging="360"/>
+      </w:pPr>
+      <w:rPr>
+        <w:rFonts w:ascii="Wingdings" w:hAnsi="Wingdings" w:hint="default"/>
+      </w:rPr>
+    </w:lvl>
+    <w:lvl w:ilvl="6" w:tplc="04090001" w:tentative="1">
+      <w:start w:val="1"/>
+      <w:numFmt w:val="bullet"/>
+      <w:lvlText w:val=""/>
+      <w:lvlJc w:val="left"/>
+      <w:pPr>
+        <w:ind w:left="5040" w:hanging="360"/>
+      </w:pPr>
+      <w:rPr>
+        <w:rFonts w:ascii="Symbol" w:hAnsi="Symbol" w:hint="default"/>
+      </w:rPr>
+    </w:lvl>
+    <w:lvl w:ilvl="7" w:tplc="04090003" w:tentative="1">
+      <w:start w:val="1"/>
+      <w:numFmt w:val="bullet"/>
+      <w:lvlText w:val="o"/>
+      <w:lvlJc w:val="left"/>
+      <w:pPr>
+        <w:ind w:left="5760" w:hanging="360"/>
+      </w:pPr>
+      <w:rPr>
+        <w:rFonts w:ascii="Courier New" w:hAnsi="Courier New" w:cs="Courier New" w:hint="default"/>
+      </w:rPr>
+    </w:lvl>
+    <w:lvl w:ilvl="8" w:tplc="04090005" w:tentative="1">
+      <w:start w:val="1"/>
+      <w:numFmt w:val="bullet"/>
+      <w:lvlText w:val=""/>
+      <w:lvlJc w:val="left"/>
+      <w:pPr>
+        <w:ind w:left="6480" w:hanging="360"/>
+      </w:pPr>
+      <w:rPr>
+        <w:rFonts w:ascii="Wingdings" w:hAnsi="Wingdings" w:hint="default"/>
+      </w:rPr>
+    </w:lvl>
+  </w:abstractNum>
+  <w:abstractNum w:abstractNumId="4" w15:restartNumberingAfterBreak="0">
+    <w:nsid w:val="6F5D1C28"/>
+    <w:multiLevelType w:val="multilevel"/>
+    <w:tmpl w:val="E1FC46EE"/>
+    <w:lvl w:ilvl="0">
+      <w:start w:val="1"/>
+      <w:numFmt w:val="bullet"/>
+      <w:lvlText w:val=""/>
+      <w:lvlJc w:val="left"/>
+      <w:pPr>
+        <w:tabs>
+          <w:tab w:val="num" w:pos="720"/>
+        </w:tabs>
+        <w:ind w:left="720" w:hanging="360"/>
+      </w:pPr>
+      <w:rPr>
+        <w:rFonts w:ascii="Symbol" w:hAnsi="Symbol" w:hint="default"/>
+        <w:sz w:val="20"/>
+      </w:rPr>
+    </w:lvl>
+    <w:lvl w:ilvl="1" w:tentative="1">
+      <w:start w:val="1"/>
+      <w:numFmt w:val="bullet"/>
+      <w:lvlText w:val="o"/>
+      <w:lvlJc w:val="left"/>
+      <w:pPr>
+        <w:tabs>
+          <w:tab w:val="num" w:pos="1440"/>
+        </w:tabs>
+        <w:ind w:left="1440" w:hanging="360"/>
+      </w:pPr>
+      <w:rPr>
+        <w:rFonts w:ascii="Courier New" w:hAnsi="Courier New" w:hint="default"/>
+        <w:sz w:val="20"/>
+      </w:rPr>
+    </w:lvl>
+    <w:lvl w:ilvl="2" w:tentative="1">
+      <w:start w:val="1"/>
+      <w:numFmt w:val="bullet"/>
+      <w:lvlText w:val=""/>
+      <w:lvlJc w:val="left"/>
+      <w:pPr>
+        <w:tabs>
+          <w:tab w:val="num" w:pos="2160"/>
+        </w:tabs>
+        <w:ind w:left="2160" w:hanging="360"/>
+      </w:pPr>
+      <w:rPr>
+        <w:rFonts w:ascii="Wingdings" w:hAnsi="Wingdings" w:hint="default"/>
+        <w:sz w:val="20"/>
+      </w:rPr>
+    </w:lvl>
+    <w:lvl w:ilvl="3" w:tentative="1">
+      <w:start w:val="1"/>
+      <w:numFmt w:val="bullet"/>
+      <w:lvlText w:val=""/>
+      <w:lvlJc w:val="left"/>
+      <w:pPr>
+        <w:tabs>
+          <w:tab w:val="num" w:pos="2880"/>
+        </w:tabs>
+        <w:ind w:left="2880" w:hanging="360"/>
+      </w:pPr>
+      <w:rPr>
+        <w:rFonts w:ascii="Wingdings" w:hAnsi="Wingdings" w:hint="default"/>
+        <w:sz w:val="20"/>
+      </w:rPr>
+    </w:lvl>
+    <w:lvl w:ilvl="4" w:tentative="1">
+      <w:start w:val="1"/>
+      <w:numFmt w:val="bullet"/>
+      <w:lvlText w:val=""/>
+      <w:lvlJc w:val="left"/>
+      <w:pPr>
+        <w:tabs>
+          <w:tab w:val="num" w:pos="3600"/>
+        </w:tabs>
+        <w:ind w:left="3600" w:hanging="360"/>
+      </w:pPr>
+      <w:rPr>
+        <w:rFonts w:ascii="Wingdings" w:hAnsi="Wingdings" w:hint="default"/>
+        <w:sz w:val="20"/>
+      </w:rPr>
+    </w:lvl>
+    <w:lvl w:ilvl="5" w:tentative="1">
+      <w:start w:val="1"/>
+      <w:numFmt w:val="bullet"/>
+      <w:lvlText w:val=""/>
+      <w:lvlJc w:val="left"/>
+      <w:pPr>
+        <w:tabs>
+          <w:tab w:val="num" w:pos="4320"/>
+        </w:tabs>
+        <w:ind w:left="4320" w:hanging="360"/>
+      </w:pPr>
+      <w:rPr>
+        <w:rFonts w:ascii="Wingdings" w:hAnsi="Wingdings" w:hint="default"/>
+        <w:sz w:val="20"/>
+      </w:rPr>
+    </w:lvl>
+    <w:lvl w:ilvl="6" w:tentative="1">
+      <w:start w:val="1"/>
+      <w:numFmt w:val="bullet"/>
+      <w:lvlText w:val=""/>
+      <w:lvlJc w:val="left"/>
+      <w:pPr>
+        <w:tabs>
+          <w:tab w:val="num" w:pos="5040"/>
+        </w:tabs>
+        <w:ind w:left="5040" w:hanging="360"/>
+      </w:pPr>
+      <w:rPr>
+        <w:rFonts w:ascii="Wingdings" w:hAnsi="Wingdings" w:hint="default"/>
+        <w:sz w:val="20"/>
+      </w:rPr>
+    </w:lvl>
+    <w:lvl w:ilvl="7" w:tentative="1">
+      <w:start w:val="1"/>
+      <w:numFmt w:val="bullet"/>
+      <w:lvlText w:val=""/>
+      <w:lvlJc w:val="left"/>
+      <w:pPr>
+        <w:tabs>
+          <w:tab w:val="num" w:pos="5760"/>
+        </w:tabs>
+        <w:ind w:left="5760" w:hanging="360"/>
+      </w:pPr>
+      <w:rPr>
+        <w:rFonts w:ascii="Wingdings" w:hAnsi="Wingdings" w:hint="default"/>
+        <w:sz w:val="20"/>
+      </w:rPr>
+    </w:lvl>
+    <w:lvl w:ilvl="8" w:tentative="1">
+      <w:start w:val="1"/>
+      <w:numFmt w:val="bullet"/>
+      <w:lvlText w:val=""/>
+      <w:lvlJc w:val="left"/>
+      <w:pPr>
+        <w:tabs>
+          <w:tab w:val="num" w:pos="6480"/>
+        </w:tabs>
+        <w:ind w:left="6480" w:hanging="360"/>
+      </w:pPr>
+      <w:rPr>
+        <w:rFonts w:ascii="Wingdings" w:hAnsi="Wingdings" w:hint="default"/>
+        <w:sz w:val="20"/>
+      </w:rPr>
+    </w:lvl>
+  </w:abstractNum>
+  <w:abstractNum w:abstractNumId="5" w15:restartNumberingAfterBreak="0">
     <w:nsid w:val="79D93EDD"/>
     <w:multiLevelType w:val="hybridMultilevel"/>
     <w:tmpl w:val="B2BC662C"/>
@@ -931,10 +2153,22 @@
     </w:lvl>
   </w:abstractNum>
   <w:num w:numId="1" w16cid:durableId="1125998625">
+    <w:abstractNumId w:val="1"/>
+  </w:num>
+  <w:num w:numId="2" w16cid:durableId="1561019005">
+    <w:abstractNumId w:val="5"/>
+  </w:num>
+  <w:num w:numId="3" w16cid:durableId="319113844">
     <w:abstractNumId w:val="0"/>
   </w:num>
-  <w:num w:numId="2" w16cid:durableId="1561019005">
-    <w:abstractNumId w:val="1"/>
+  <w:num w:numId="4" w16cid:durableId="1065253715">
+    <w:abstractNumId w:val="4"/>
+  </w:num>
+  <w:num w:numId="5" w16cid:durableId="975065332">
+    <w:abstractNumId w:val="3"/>
+  </w:num>
+  <w:num w:numId="6" w16cid:durableId="1230967554">
+    <w:abstractNumId w:val="2"/>
   </w:num>
 </w:numbering>
 </file>
@@ -1582,7 +2816,6 @@
   <w:style w:type="character" w:default="1" w:styleId="DefaultParagraphFont">
     <w:name w:val="Default Paragraph Font"/>
     <w:uiPriority w:val="1"/>
-    <w:semiHidden/>
     <w:unhideWhenUsed/>
   </w:style>
   <w:style w:type="table" w:default="1" w:styleId="TableNormal">
